--- a/Advanced Sql/Exercise 1-Create a Stored Procedure.docx
+++ b/Advanced Sql/Exercise 1-Create a Stored Procedure.docx
@@ -1,6 +1,6 @@
 
 <file path=word/document.xml><?xml version="1.0" encoding="utf-8"?>
-<w:document xmlns:wpc="http://schemas.microsoft.com/office/word/2010/wordprocessingCanvas" xmlns:cx="http://schemas.microsoft.com/office/drawing/2014/chartex" xmlns:cx1="http://schemas.microsoft.com/office/drawing/2015/9/8/chartex" xmlns:cx2="http://schemas.microsoft.com/office/drawing/2015/10/21/chartex" xmlns:cx3="http://schemas.microsoft.com/office/drawing/2016/5/9/chartex" xmlns:cx4="http://schemas.microsoft.com/office/drawing/2016/5/10/chartex" xmlns:cx5="http://schemas.microsoft.com/office/drawing/2016/5/11/chartex" xmlns:cx6="http://schemas.microsoft.com/office/drawing/2016/5/12/chartex" xmlns:cx7="http://schemas.microsoft.com/office/drawing/2016/5/13/chartex" xmlns:cx8="http://schemas.microsoft.com/office/drawing/2016/5/14/chartex" xmlns:mc="http://schemas.openxmlformats.org/markup-compatibility/2006" xmlns:aink="http://schemas.microsoft.com/office/drawing/2016/ink" xmlns:am3d="http://schemas.microsoft.com/office/drawing/2017/model3d" xmlns:o="urn:schemas-microsoft-com:office:office" xmlns:oel="http://schemas.microsoft.com/office/2019/extlst" xmlns:r="http://schemas.openxmlformats.org/officeDocument/2006/relationships" xmlns:m="http://schemas.openxmlformats.org/officeDocument/2006/math" xmlns:v="urn:schemas-microsoft-com:vml" xmlns:wp14="http://schemas.microsoft.com/office/word/2010/wordprocessingDrawing" xmlns:wp="http://schemas.openxmlformats.org/drawingml/2006/wordprocessingDrawing" xmlns:w10="urn:schemas-microsoft-com:office:word" xmlns:w="http://schemas.openxmlformats.org/wordprocessingml/2006/main" xmlns:w14="http://schemas.microsoft.com/office/word/2010/wordml" xmlns:w15="http://schemas.microsoft.com/office/word/2012/wordml" xmlns:w16cex="http://schemas.microsoft.com/office/word/2018/wordml/cex" xmlns:w16cid="http://schemas.microsoft.com/office/word/2016/wordml/cid" xmlns:w16="http://schemas.microsoft.com/office/word/2018/wordml" xmlns:w16du="http://schemas.microsoft.com/office/word/2023/wordml/word16du" xmlns:w16sdtdh="http://schemas.microsoft.com/office/word/2020/wordml/sdtdatahash" xmlns:w16sdtfl="http://schemas.microsoft.com/office/word/2024/wordml/sdtformatlock" xmlns:w16se="http://schemas.microsoft.com/office/word/2015/wordml/symex" xmlns:wpg="http://schemas.microsoft.com/office/word/2010/wordprocessingGroup" xmlns:wpi="http://schemas.microsoft.com/office/word/2010/wordprocessingInk" xmlns:wne="http://schemas.microsoft.com/office/word/2006/wordml" xmlns:wps="http://schemas.microsoft.com/office/word/2010/wordprocessingShape" mc:Ignorable="w14 w15 w16se w16cid w16 w16cex w16sdtdh w16sdtfl w16du wp14">
+<w:document xmlns:wpc="http://schemas.microsoft.com/office/word/2010/wordprocessingCanvas" xmlns:cx="http://schemas.microsoft.com/office/drawing/2014/chartex" xmlns:cx1="http://schemas.microsoft.com/office/drawing/2015/9/8/chartex" xmlns:cx2="http://schemas.microsoft.com/office/drawing/2015/10/21/chartex" xmlns:cx3="http://schemas.microsoft.com/office/drawing/2016/5/9/chartex" xmlns:cx4="http://schemas.microsoft.com/office/drawing/2016/5/10/chartex" xmlns:cx5="http://schemas.microsoft.com/office/drawing/2016/5/11/chartex" xmlns:cx6="http://schemas.microsoft.com/office/drawing/2016/5/12/chartex" xmlns:cx7="http://schemas.microsoft.com/office/drawing/2016/5/13/chartex" xmlns:cx8="http://schemas.microsoft.com/office/drawing/2016/5/14/chartex" xmlns:mc="http://schemas.openxmlformats.org/markup-compatibility/2006" xmlns:aink="http://schemas.microsoft.com/office/drawing/2016/ink" xmlns:am3d="http://schemas.microsoft.com/office/drawing/2017/model3d" xmlns:o="urn:schemas-microsoft-com:office:office" xmlns:oel="http://schemas.microsoft.com/office/2019/extlst" xmlns:r="http://schemas.openxmlformats.org/officeDocument/2006/relationships" xmlns:m="http://schemas.openxmlformats.org/officeDocument/2006/math" xmlns:v="urn:schemas-microsoft-com:vml" xmlns:wp14="http://schemas.microsoft.com/office/word/2010/wordprocessingDrawing" xmlns:wp="http://schemas.openxmlformats.org/drawingml/2006/wordprocessingDrawing" xmlns:w10="urn:schemas-microsoft-com:office:word" xmlns:w="http://schemas.openxmlformats.org/wordprocessingml/2006/main" xmlns:w14="http://schemas.microsoft.com/office/word/2010/wordml" xmlns:w15="http://schemas.microsoft.com/office/word/2012/wordml" xmlns:w16cei="http://schemas.microsoft.com/office/word/2026/wordml/cei" xmlns:w16cex="http://schemas.microsoft.com/office/word/2018/wordml/cex" xmlns:w16cid="http://schemas.microsoft.com/office/word/2016/wordml/cid" xmlns:w16="http://schemas.microsoft.com/office/word/2018/wordml" xmlns:w16du="http://schemas.microsoft.com/office/word/2023/wordml/word16du" xmlns:w16sdtdh="http://schemas.microsoft.com/office/word/2020/wordml/sdtdatahash" xmlns:w16sdtfl="http://schemas.microsoft.com/office/word/2024/wordml/sdtformatlock" xmlns:w16se="http://schemas.microsoft.com/office/word/2015/wordml/symex" xmlns:wpg="http://schemas.microsoft.com/office/word/2010/wordprocessingGroup" xmlns:wpi="http://schemas.microsoft.com/office/word/2010/wordprocessingInk" xmlns:wne="http://schemas.microsoft.com/office/word/2006/wordml" xmlns:wps="http://schemas.microsoft.com/office/word/2010/wordprocessingShape" mc:Ignorable="w14 w15 w16se w16cid w16 w16cex w16sdtdh w16sdtfl w16du wp14">
   <w:body>
     <w:p>
       <w:pPr>
@@ -24,211 +24,124 @@
     <w:p>
       <w:pPr>
         <w:rPr>
+          <w:b/>
+          <w:bCs/>
           <w:sz w:val="28"/>
           <w:szCs w:val="28"/>
         </w:rPr>
       </w:pPr>
       <w:r>
         <w:rPr>
+          <w:b/>
+          <w:bCs/>
           <w:sz w:val="28"/>
           <w:szCs w:val="28"/>
         </w:rPr>
-        <w:t>Steps followed:</w:t>
+        <w:t>QUERY:</w:t>
       </w:r>
     </w:p>
     <w:p>
-      <w:pPr>
-        <w:pStyle w:val="ListParagraph"/>
-        <w:numPr>
-          <w:ilvl w:val="0"/>
-          <w:numId w:val="1"/>
-        </w:numPr>
-      </w:pPr>
       <w:r>
-        <w:t xml:space="preserve">Define the stored procedure with a parameter for </w:t>
-      </w:r>
-      <w:proofErr w:type="spellStart"/>
-      <w:r>
-        <w:t>DepartmentID</w:t>
-      </w:r>
-      <w:proofErr w:type="spellEnd"/>
-      <w:r>
-        <w:t>.</w:t>
+        <w:rPr>
+          <w:sz w:val="28"/>
+          <w:szCs w:val="28"/>
+        </w:rPr>
+        <w:drawing>
+          <wp:inline distT="0" distB="0" distL="0" distR="0" wp14:anchorId="5CA5C3E4" wp14:editId="3CA241B2">
+            <wp:extent cx="5731510" cy="3686175"/>
+            <wp:effectExtent l="0" t="0" r="2540" b="9525"/>
+            <wp:docPr id="213858799" name="Picture 1"/>
+            <wp:cNvGraphicFramePr>
+              <a:graphicFrameLocks xmlns:a="http://schemas.openxmlformats.org/drawingml/2006/main" noChangeAspect="1"/>
+            </wp:cNvGraphicFramePr>
+            <a:graphic xmlns:a="http://schemas.openxmlformats.org/drawingml/2006/main">
+              <a:graphicData uri="http://schemas.openxmlformats.org/drawingml/2006/picture">
+                <pic:pic xmlns:pic="http://schemas.openxmlformats.org/drawingml/2006/picture">
+                  <pic:nvPicPr>
+                    <pic:cNvPr id="213858799" name=""/>
+                    <pic:cNvPicPr/>
+                  </pic:nvPicPr>
+                  <pic:blipFill>
+                    <a:blip r:embed="rId5"/>
+                    <a:stretch>
+                      <a:fillRect/>
+                    </a:stretch>
+                  </pic:blipFill>
+                  <pic:spPr>
+                    <a:xfrm>
+                      <a:off x="0" y="0"/>
+                      <a:ext cx="5731510" cy="3686175"/>
+                    </a:xfrm>
+                    <a:prstGeom prst="rect">
+                      <a:avLst/>
+                    </a:prstGeom>
+                  </pic:spPr>
+                </pic:pic>
+              </a:graphicData>
+            </a:graphic>
+          </wp:inline>
+        </w:drawing>
       </w:r>
     </w:p>
     <w:p>
+      <w:r>
+        <w:drawing>
+          <wp:inline distT="0" distB="0" distL="0" distR="0" wp14:anchorId="04FF23BD" wp14:editId="2A823AFC">
+            <wp:extent cx="5731510" cy="3680460"/>
+            <wp:effectExtent l="0" t="0" r="2540" b="0"/>
+            <wp:docPr id="1748709753" name="Picture 1"/>
+            <wp:cNvGraphicFramePr>
+              <a:graphicFrameLocks xmlns:a="http://schemas.openxmlformats.org/drawingml/2006/main" noChangeAspect="1"/>
+            </wp:cNvGraphicFramePr>
+            <a:graphic xmlns:a="http://schemas.openxmlformats.org/drawingml/2006/main">
+              <a:graphicData uri="http://schemas.openxmlformats.org/drawingml/2006/picture">
+                <pic:pic xmlns:pic="http://schemas.openxmlformats.org/drawingml/2006/picture">
+                  <pic:nvPicPr>
+                    <pic:cNvPr id="1748709753" name=""/>
+                    <pic:cNvPicPr/>
+                  </pic:nvPicPr>
+                  <pic:blipFill>
+                    <a:blip r:embed="rId6"/>
+                    <a:stretch>
+                      <a:fillRect/>
+                    </a:stretch>
+                  </pic:blipFill>
+                  <pic:spPr>
+                    <a:xfrm>
+                      <a:off x="0" y="0"/>
+                      <a:ext cx="5731510" cy="3680460"/>
+                    </a:xfrm>
+                    <a:prstGeom prst="rect">
+                      <a:avLst/>
+                    </a:prstGeom>
+                  </pic:spPr>
+                </pic:pic>
+              </a:graphicData>
+            </a:graphic>
+          </wp:inline>
+        </w:drawing>
+      </w:r>
+    </w:p>
+    <w:p/>
+    <w:p/>
+    <w:p>
       <w:pPr>
-        <w:pStyle w:val="ListParagraph"/>
-        <w:numPr>
-          <w:ilvl w:val="0"/>
-          <w:numId w:val="1"/>
-        </w:numPr>
+        <w:rPr>
+          <w:b/>
+          <w:bCs/>
+          <w:sz w:val="28"/>
+          <w:szCs w:val="28"/>
+        </w:rPr>
       </w:pPr>
       <w:r>
-        <w:t xml:space="preserve">Write the SQL query to select employee details based on the </w:t>
-      </w:r>
-      <w:proofErr w:type="spellStart"/>
-      <w:r>
-        <w:t>DepartmentID</w:t>
-      </w:r>
-      <w:proofErr w:type="spellEnd"/>
-      <w:r>
-        <w:t>.</w:t>
-      </w:r>
-    </w:p>
-    <w:p>
-      <w:pPr>
-        <w:pStyle w:val="ListParagraph"/>
-        <w:numPr>
-          <w:ilvl w:val="0"/>
-          <w:numId w:val="1"/>
-        </w:numPr>
-      </w:pPr>
-      <w:r>
-        <w:t>Create a stored procedure named `</w:t>
-      </w:r>
-      <w:proofErr w:type="spellStart"/>
-      <w:r>
-        <w:t>sp_InsertEmployee</w:t>
-      </w:r>
-      <w:proofErr w:type="spellEnd"/>
-      <w:r>
-        <w:t xml:space="preserve">` with the following code: CREATE PROCEDURE </w:t>
-      </w:r>
-      <w:proofErr w:type="spellStart"/>
-      <w:r>
-        <w:t>sp_InsertEmployee</w:t>
-      </w:r>
-      <w:proofErr w:type="spellEnd"/>
-      <w:r>
-        <w:t xml:space="preserve"> </w:t>
-      </w:r>
-    </w:p>
-    <w:p>
-      <w:pPr>
-        <w:pStyle w:val="ListParagraph"/>
-        <w:ind w:firstLine="720"/>
-      </w:pPr>
-      <w:r>
-        <w:t xml:space="preserve">@FirstName </w:t>
-      </w:r>
-      <w:proofErr w:type="gramStart"/>
-      <w:r>
-        <w:t>VARCHAR(</w:t>
-      </w:r>
-      <w:proofErr w:type="gramEnd"/>
-      <w:r>
-        <w:t xml:space="preserve">50), </w:t>
-      </w:r>
-    </w:p>
-    <w:p>
-      <w:pPr>
-        <w:pStyle w:val="ListParagraph"/>
-        <w:ind w:firstLine="720"/>
-      </w:pPr>
-      <w:r>
-        <w:t xml:space="preserve">@LastName </w:t>
-      </w:r>
-      <w:proofErr w:type="gramStart"/>
-      <w:r>
-        <w:t>VARCHAR(</w:t>
-      </w:r>
-      <w:proofErr w:type="gramEnd"/>
-      <w:r>
-        <w:t xml:space="preserve">50), </w:t>
-      </w:r>
-    </w:p>
-    <w:p>
-      <w:pPr>
-        <w:pStyle w:val="ListParagraph"/>
-        <w:ind w:firstLine="720"/>
-      </w:pPr>
-      <w:r>
-        <w:t xml:space="preserve">@DepartmentID INT, </w:t>
-      </w:r>
-    </w:p>
-    <w:p>
-      <w:pPr>
-        <w:pStyle w:val="ListParagraph"/>
-        <w:ind w:firstLine="720"/>
-      </w:pPr>
-      <w:r>
-        <w:t xml:space="preserve">@Salary </w:t>
-      </w:r>
-      <w:proofErr w:type="gramStart"/>
-      <w:r>
-        <w:t>DECIMAL(</w:t>
-      </w:r>
-      <w:proofErr w:type="gramEnd"/>
-      <w:r>
-        <w:t xml:space="preserve">10,2), </w:t>
-      </w:r>
-    </w:p>
-    <w:p>
-      <w:pPr>
-        <w:pStyle w:val="ListParagraph"/>
-        <w:ind w:firstLine="720"/>
-      </w:pPr>
-      <w:r>
-        <w:t xml:space="preserve">@JoinDate DATE </w:t>
-      </w:r>
-    </w:p>
-    <w:p>
-      <w:pPr>
-        <w:pStyle w:val="ListParagraph"/>
-      </w:pPr>
-      <w:r>
-        <w:t xml:space="preserve">AS </w:t>
-      </w:r>
-    </w:p>
-    <w:p>
-      <w:pPr>
-        <w:pStyle w:val="ListParagraph"/>
-      </w:pPr>
-      <w:r>
-        <w:t xml:space="preserve">BEGIN </w:t>
-      </w:r>
-    </w:p>
-    <w:p>
-      <w:pPr>
-        <w:pStyle w:val="ListParagraph"/>
-        <w:ind w:firstLine="720"/>
-      </w:pPr>
-      <w:r>
-        <w:t xml:space="preserve">INSERT INTO Employees (FirstName, LastName, </w:t>
-      </w:r>
-      <w:proofErr w:type="spellStart"/>
-      <w:r>
-        <w:t>DepartmentID</w:t>
-      </w:r>
-      <w:proofErr w:type="spellEnd"/>
-      <w:r>
-        <w:t xml:space="preserve">, Salary, </w:t>
-      </w:r>
-      <w:proofErr w:type="spellStart"/>
-      <w:r>
-        <w:t>JoinDate</w:t>
-      </w:r>
-      <w:proofErr w:type="spellEnd"/>
-      <w:r>
-        <w:t xml:space="preserve">) </w:t>
-      </w:r>
-    </w:p>
-    <w:p>
-      <w:pPr>
-        <w:pStyle w:val="ListParagraph"/>
-        <w:ind w:firstLine="720"/>
-      </w:pPr>
-      <w:r>
-        <w:t xml:space="preserve">VALUES (@FirstName, @LastName, @DepartmentID, @Salary, @JoinDate); </w:t>
-      </w:r>
-    </w:p>
-    <w:p>
-      <w:pPr>
-        <w:ind w:firstLine="720"/>
-      </w:pPr>
-      <w:r>
-        <w:t>END;</w:t>
+        <w:rPr>
+          <w:b/>
+          <w:bCs/>
+          <w:sz w:val="28"/>
+          <w:szCs w:val="28"/>
+        </w:rPr>
+        <w:lastRenderedPageBreak/>
+        <w:t>OUTPUT:</w:t>
       </w:r>
     </w:p>
     <w:p>
@@ -247,212 +160,41 @@
           <w:sz w:val="28"/>
           <w:szCs w:val="28"/>
         </w:rPr>
-        <w:t>CODE (for steps 1 and 2):</w:t>
-      </w:r>
-    </w:p>
-    <w:p>
-      <w:r>
-        <w:t xml:space="preserve">CREATE PROCEDURE </w:t>
-      </w:r>
-      <w:proofErr w:type="spellStart"/>
-      <w:r>
-        <w:t>sp_GetEmployeesByDepartment</w:t>
-      </w:r>
-      <w:proofErr w:type="spellEnd"/>
-    </w:p>
-    <w:p>
-      <w:r>
-        <w:t xml:space="preserve">    @DepartmentID INT</w:t>
-      </w:r>
-    </w:p>
-    <w:p>
-      <w:r>
-        <w:t>AS</w:t>
-      </w:r>
-    </w:p>
-    <w:p>
-      <w:r>
-        <w:t>BEGIN</w:t>
-      </w:r>
-    </w:p>
-    <w:p>
-      <w:r>
-        <w:t xml:space="preserve">    </w:t>
-      </w:r>
-    </w:p>
-    <w:p>
-      <w:r>
-        <w:t xml:space="preserve">    SET NOCOUNT ON;</w:t>
-      </w:r>
-    </w:p>
-    <w:p/>
-    <w:p>
-      <w:r>
-        <w:t xml:space="preserve">    SELECT </w:t>
-      </w:r>
-    </w:p>
-    <w:p>
-      <w:r>
-        <w:t xml:space="preserve">        </w:t>
-      </w:r>
-      <w:proofErr w:type="spellStart"/>
-      <w:proofErr w:type="gramStart"/>
-      <w:r>
-        <w:t>e.EmployeeID</w:t>
-      </w:r>
-      <w:proofErr w:type="spellEnd"/>
-      <w:proofErr w:type="gramEnd"/>
-      <w:r>
-        <w:t>,</w:t>
-      </w:r>
-    </w:p>
-    <w:p>
-      <w:r>
-        <w:t xml:space="preserve">        </w:t>
-      </w:r>
-      <w:proofErr w:type="spellStart"/>
-      <w:proofErr w:type="gramStart"/>
-      <w:r>
-        <w:t>e.FirstName</w:t>
-      </w:r>
-      <w:proofErr w:type="spellEnd"/>
-      <w:proofErr w:type="gramEnd"/>
-      <w:r>
-        <w:t>,</w:t>
-      </w:r>
-    </w:p>
-    <w:p>
-      <w:r>
-        <w:t xml:space="preserve">        </w:t>
-      </w:r>
-      <w:proofErr w:type="spellStart"/>
-      <w:proofErr w:type="gramStart"/>
-      <w:r>
-        <w:t>e.LastName</w:t>
-      </w:r>
-      <w:proofErr w:type="spellEnd"/>
-      <w:proofErr w:type="gramEnd"/>
-      <w:r>
-        <w:t>,</w:t>
-      </w:r>
-    </w:p>
-    <w:p>
-      <w:r>
-        <w:t xml:space="preserve">        </w:t>
-      </w:r>
-      <w:proofErr w:type="spellStart"/>
-      <w:proofErr w:type="gramStart"/>
-      <w:r>
-        <w:t>e.Salary</w:t>
-      </w:r>
-      <w:proofErr w:type="spellEnd"/>
-      <w:proofErr w:type="gramEnd"/>
-      <w:r>
-        <w:t>,</w:t>
-      </w:r>
-    </w:p>
-    <w:p>
-      <w:r>
-        <w:t xml:space="preserve">        </w:t>
-      </w:r>
-      <w:proofErr w:type="spellStart"/>
-      <w:proofErr w:type="gramStart"/>
-      <w:r>
-        <w:t>e.JoinDate</w:t>
-      </w:r>
-      <w:proofErr w:type="spellEnd"/>
-      <w:proofErr w:type="gramEnd"/>
-      <w:r>
-        <w:t>,</w:t>
-      </w:r>
-    </w:p>
-    <w:p>
-      <w:r>
-        <w:lastRenderedPageBreak/>
-        <w:t xml:space="preserve">        </w:t>
-      </w:r>
-      <w:proofErr w:type="spellStart"/>
-      <w:r>
-        <w:t>d.DepartmentName</w:t>
-      </w:r>
-      <w:proofErr w:type="spellEnd"/>
-    </w:p>
-    <w:p>
-      <w:r>
-        <w:t xml:space="preserve">    FROM </w:t>
-      </w:r>
-    </w:p>
-    <w:p>
-      <w:r>
-        <w:t xml:space="preserve">        Employees e</w:t>
-      </w:r>
-    </w:p>
-    <w:p>
-      <w:r>
-        <w:t xml:space="preserve">    INNER JOIN </w:t>
-      </w:r>
-    </w:p>
-    <w:p>
-      <w:r>
-        <w:t xml:space="preserve">        Departments d ON </w:t>
-      </w:r>
-      <w:proofErr w:type="spellStart"/>
-      <w:proofErr w:type="gramStart"/>
-      <w:r>
-        <w:t>e.DepartmentID</w:t>
-      </w:r>
-      <w:proofErr w:type="spellEnd"/>
-      <w:proofErr w:type="gramEnd"/>
-      <w:r>
-        <w:t xml:space="preserve"> = </w:t>
-      </w:r>
-      <w:proofErr w:type="spellStart"/>
-      <w:proofErr w:type="gramStart"/>
-      <w:r>
-        <w:t>d.DepartmentID</w:t>
-      </w:r>
-      <w:proofErr w:type="spellEnd"/>
-      <w:proofErr w:type="gramEnd"/>
-    </w:p>
-    <w:p>
-      <w:r>
-        <w:t xml:space="preserve">    </w:t>
-      </w:r>
-      <w:proofErr w:type="gramStart"/>
-      <w:r>
-        <w:t>WHERE</w:t>
-      </w:r>
-      <w:proofErr w:type="gramEnd"/>
-      <w:r>
-        <w:t xml:space="preserve"> </w:t>
-      </w:r>
-    </w:p>
-    <w:p>
-      <w:r>
-        <w:t xml:space="preserve">        </w:t>
-      </w:r>
-      <w:proofErr w:type="spellStart"/>
-      <w:proofErr w:type="gramStart"/>
-      <w:r>
-        <w:t>e.DepartmentID</w:t>
-      </w:r>
-      <w:proofErr w:type="spellEnd"/>
-      <w:proofErr w:type="gramEnd"/>
-      <w:r>
-        <w:t xml:space="preserve"> = @DepartmentID;</w:t>
-      </w:r>
-    </w:p>
-    <w:p>
-      <w:r>
-        <w:t>END;</w:t>
-      </w:r>
-    </w:p>
-    <w:p>
-      <w:r>
-        <w:t>GO</w:t>
-      </w:r>
-      <w:r>
-        <w:t xml:space="preserve"> </w:t>
+        <w:drawing>
+          <wp:inline distT="0" distB="0" distL="0" distR="0" wp14:anchorId="279BB53C" wp14:editId="1B847D71">
+            <wp:extent cx="3505504" cy="777307"/>
+            <wp:effectExtent l="0" t="0" r="0" b="3810"/>
+            <wp:docPr id="2036399065" name="Picture 1"/>
+            <wp:cNvGraphicFramePr>
+              <a:graphicFrameLocks xmlns:a="http://schemas.openxmlformats.org/drawingml/2006/main" noChangeAspect="1"/>
+            </wp:cNvGraphicFramePr>
+            <a:graphic xmlns:a="http://schemas.openxmlformats.org/drawingml/2006/main">
+              <a:graphicData uri="http://schemas.openxmlformats.org/drawingml/2006/picture">
+                <pic:pic xmlns:pic="http://schemas.openxmlformats.org/drawingml/2006/picture">
+                  <pic:nvPicPr>
+                    <pic:cNvPr id="2036399065" name=""/>
+                    <pic:cNvPicPr/>
+                  </pic:nvPicPr>
+                  <pic:blipFill>
+                    <a:blip r:embed="rId7"/>
+                    <a:stretch>
+                      <a:fillRect/>
+                    </a:stretch>
+                  </pic:blipFill>
+                  <pic:spPr>
+                    <a:xfrm>
+                      <a:off x="0" y="0"/>
+                      <a:ext cx="3505504" cy="777307"/>
+                    </a:xfrm>
+                    <a:prstGeom prst="rect">
+                      <a:avLst/>
+                    </a:prstGeom>
+                  </pic:spPr>
+                </pic:pic>
+              </a:graphicData>
+            </a:graphic>
+          </wp:inline>
+        </w:drawing>
       </w:r>
     </w:p>
     <w:p>
@@ -460,148 +202,8 @@
         <w:rPr>
           <w:b/>
           <w:bCs/>
-          <w:sz w:val="30"/>
-          <w:szCs w:val="30"/>
         </w:rPr>
       </w:pPr>
-      <w:r>
-        <w:rPr>
-          <w:b/>
-          <w:bCs/>
-          <w:sz w:val="30"/>
-          <w:szCs w:val="30"/>
-        </w:rPr>
-        <w:t>CODE (for step 3):</w:t>
-      </w:r>
-    </w:p>
-    <w:p>
-      <w:r>
-        <w:t xml:space="preserve">CREATE PROCEDURE </w:t>
-      </w:r>
-      <w:proofErr w:type="spellStart"/>
-      <w:r>
-        <w:t>sp_InsertEmployee</w:t>
-      </w:r>
-      <w:proofErr w:type="spellEnd"/>
-    </w:p>
-    <w:p>
-      <w:r>
-        <w:t xml:space="preserve">    @EmployeeID INT,</w:t>
-      </w:r>
-    </w:p>
-    <w:p>
-      <w:r>
-        <w:t xml:space="preserve">    @FirstName </w:t>
-      </w:r>
-      <w:proofErr w:type="gramStart"/>
-      <w:r>
-        <w:t>VARCHAR(</w:t>
-      </w:r>
-      <w:proofErr w:type="gramEnd"/>
-      <w:r>
-        <w:t>50),</w:t>
-      </w:r>
-    </w:p>
-    <w:p>
-      <w:r>
-        <w:t xml:space="preserve">    @LastName </w:t>
-      </w:r>
-      <w:proofErr w:type="gramStart"/>
-      <w:r>
-        <w:t>VARCHAR(</w:t>
-      </w:r>
-      <w:proofErr w:type="gramEnd"/>
-      <w:r>
-        <w:t>50),</w:t>
-      </w:r>
-    </w:p>
-    <w:p>
-      <w:r>
-        <w:t xml:space="preserve">    @DepartmentID INT,</w:t>
-      </w:r>
-    </w:p>
-    <w:p>
-      <w:r>
-        <w:t xml:space="preserve">    @Salary </w:t>
-      </w:r>
-      <w:proofErr w:type="gramStart"/>
-      <w:r>
-        <w:t>DECIMAL(</w:t>
-      </w:r>
-      <w:proofErr w:type="gramEnd"/>
-      <w:r>
-        <w:t>10,2),</w:t>
-      </w:r>
-    </w:p>
-    <w:p>
-      <w:r>
-        <w:t xml:space="preserve">    @JoinDate DATE</w:t>
-      </w:r>
-    </w:p>
-    <w:p>
-      <w:r>
-        <w:t>AS</w:t>
-      </w:r>
-    </w:p>
-    <w:p>
-      <w:r>
-        <w:t>BEGIN</w:t>
-      </w:r>
-    </w:p>
-    <w:p>
-      <w:r>
-        <w:t xml:space="preserve">    SET NOCOUNT ON;</w:t>
-      </w:r>
-    </w:p>
-    <w:p/>
-    <w:p>
-      <w:r>
-        <w:t xml:space="preserve">    </w:t>
-      </w:r>
-    </w:p>
-    <w:p>
-      <w:r>
-        <w:t xml:space="preserve">    INSERT INTO Employees (</w:t>
-      </w:r>
-      <w:proofErr w:type="spellStart"/>
-      <w:r>
-        <w:t>EmployeeID</w:t>
-      </w:r>
-      <w:proofErr w:type="spellEnd"/>
-      <w:r>
-        <w:t xml:space="preserve">, FirstName, LastName, </w:t>
-      </w:r>
-      <w:proofErr w:type="spellStart"/>
-      <w:r>
-        <w:t>DepartmentID</w:t>
-      </w:r>
-      <w:proofErr w:type="spellEnd"/>
-      <w:r>
-        <w:t xml:space="preserve">, Salary, </w:t>
-      </w:r>
-      <w:proofErr w:type="spellStart"/>
-      <w:r>
-        <w:t>JoinDate</w:t>
-      </w:r>
-      <w:proofErr w:type="spellEnd"/>
-      <w:r>
-        <w:t>)</w:t>
-      </w:r>
-    </w:p>
-    <w:p>
-      <w:r>
-        <w:t xml:space="preserve">    VALUES (@EmployeeID, @FirstName, @LastName, @DepartmentID, @Salary, @JoinDate);</w:t>
-      </w:r>
-    </w:p>
-    <w:p>
-      <w:r>
-        <w:t>END;</w:t>
-      </w:r>
-    </w:p>
-    <w:p>
-      <w:r>
-        <w:t>GO</w:t>
-      </w:r>
     </w:p>
     <w:sectPr>
       <w:pgSz w:w="11906" w:h="16838"/>
@@ -614,7 +216,7 @@
 </file>
 
 <file path=word/numbering.xml><?xml version="1.0" encoding="utf-8"?>
-<w:numbering xmlns:wpc="http://schemas.microsoft.com/office/word/2010/wordprocessingCanvas" xmlns:cx="http://schemas.microsoft.com/office/drawing/2014/chartex" xmlns:cx1="http://schemas.microsoft.com/office/drawing/2015/9/8/chartex" xmlns:cx2="http://schemas.microsoft.com/office/drawing/2015/10/21/chartex" xmlns:cx3="http://schemas.microsoft.com/office/drawing/2016/5/9/chartex" xmlns:cx4="http://schemas.microsoft.com/office/drawing/2016/5/10/chartex" xmlns:cx5="http://schemas.microsoft.com/office/drawing/2016/5/11/chartex" xmlns:cx6="http://schemas.microsoft.com/office/drawing/2016/5/12/chartex" xmlns:cx7="http://schemas.microsoft.com/office/drawing/2016/5/13/chartex" xmlns:cx8="http://schemas.microsoft.com/office/drawing/2016/5/14/chartex" xmlns:mc="http://schemas.openxmlformats.org/markup-compatibility/2006" xmlns:aink="http://schemas.microsoft.com/office/drawing/2016/ink" xmlns:am3d="http://schemas.microsoft.com/office/drawing/2017/model3d" xmlns:o="urn:schemas-microsoft-com:office:office" xmlns:oel="http://schemas.microsoft.com/office/2019/extlst" xmlns:r="http://schemas.openxmlformats.org/officeDocument/2006/relationships" xmlns:m="http://schemas.openxmlformats.org/officeDocument/2006/math" xmlns:v="urn:schemas-microsoft-com:vml" xmlns:wp14="http://schemas.microsoft.com/office/word/2010/wordprocessingDrawing" xmlns:wp="http://schemas.openxmlformats.org/drawingml/2006/wordprocessingDrawing" xmlns:w10="urn:schemas-microsoft-com:office:word" xmlns:w="http://schemas.openxmlformats.org/wordprocessingml/2006/main" xmlns:w14="http://schemas.microsoft.com/office/word/2010/wordml" xmlns:w15="http://schemas.microsoft.com/office/word/2012/wordml" xmlns:w16cex="http://schemas.microsoft.com/office/word/2018/wordml/cex" xmlns:w16cid="http://schemas.microsoft.com/office/word/2016/wordml/cid" xmlns:w16="http://schemas.microsoft.com/office/word/2018/wordml" xmlns:w16du="http://schemas.microsoft.com/office/word/2023/wordml/word16du" xmlns:w16sdtdh="http://schemas.microsoft.com/office/word/2020/wordml/sdtdatahash" xmlns:w16sdtfl="http://schemas.microsoft.com/office/word/2024/wordml/sdtformatlock" xmlns:w16se="http://schemas.microsoft.com/office/word/2015/wordml/symex" xmlns:wpg="http://schemas.microsoft.com/office/word/2010/wordprocessingGroup" xmlns:wpi="http://schemas.microsoft.com/office/word/2010/wordprocessingInk" xmlns:wne="http://schemas.microsoft.com/office/word/2006/wordml" xmlns:wps="http://schemas.microsoft.com/office/word/2010/wordprocessingShape" mc:Ignorable="w14 w15 w16se w16cid w16 w16cex w16sdtdh w16sdtfl w16du wp14">
+<w:numbering xmlns:wpc="http://schemas.microsoft.com/office/word/2010/wordprocessingCanvas" xmlns:cx="http://schemas.microsoft.com/office/drawing/2014/chartex" xmlns:cx1="http://schemas.microsoft.com/office/drawing/2015/9/8/chartex" xmlns:cx2="http://schemas.microsoft.com/office/drawing/2015/10/21/chartex" xmlns:cx3="http://schemas.microsoft.com/office/drawing/2016/5/9/chartex" xmlns:cx4="http://schemas.microsoft.com/office/drawing/2016/5/10/chartex" xmlns:cx5="http://schemas.microsoft.com/office/drawing/2016/5/11/chartex" xmlns:cx6="http://schemas.microsoft.com/office/drawing/2016/5/12/chartex" xmlns:cx7="http://schemas.microsoft.com/office/drawing/2016/5/13/chartex" xmlns:cx8="http://schemas.microsoft.com/office/drawing/2016/5/14/chartex" xmlns:mc="http://schemas.openxmlformats.org/markup-compatibility/2006" xmlns:aink="http://schemas.microsoft.com/office/drawing/2016/ink" xmlns:am3d="http://schemas.microsoft.com/office/drawing/2017/model3d" xmlns:o="urn:schemas-microsoft-com:office:office" xmlns:oel="http://schemas.microsoft.com/office/2019/extlst" xmlns:r="http://schemas.openxmlformats.org/officeDocument/2006/relationships" xmlns:m="http://schemas.openxmlformats.org/officeDocument/2006/math" xmlns:v="urn:schemas-microsoft-com:vml" xmlns:wp14="http://schemas.microsoft.com/office/word/2010/wordprocessingDrawing" xmlns:wp="http://schemas.openxmlformats.org/drawingml/2006/wordprocessingDrawing" xmlns:w10="urn:schemas-microsoft-com:office:word" xmlns:w="http://schemas.openxmlformats.org/wordprocessingml/2006/main" xmlns:w14="http://schemas.microsoft.com/office/word/2010/wordml" xmlns:w15="http://schemas.microsoft.com/office/word/2012/wordml" xmlns:w16cei="http://schemas.microsoft.com/office/word/2026/wordml/cei" xmlns:w16cex="http://schemas.microsoft.com/office/word/2018/wordml/cex" xmlns:w16cid="http://schemas.microsoft.com/office/word/2016/wordml/cid" xmlns:w16="http://schemas.microsoft.com/office/word/2018/wordml" xmlns:w16du="http://schemas.microsoft.com/office/word/2023/wordml/word16du" xmlns:w16sdtdh="http://schemas.microsoft.com/office/word/2020/wordml/sdtdatahash" xmlns:w16sdtfl="http://schemas.microsoft.com/office/word/2024/wordml/sdtformatlock" xmlns:w16se="http://schemas.microsoft.com/office/word/2015/wordml/symex" xmlns:wpg="http://schemas.microsoft.com/office/word/2010/wordprocessingGroup" xmlns:wpi="http://schemas.microsoft.com/office/word/2010/wordprocessingInk" xmlns:wne="http://schemas.microsoft.com/office/word/2006/wordml" xmlns:wps="http://schemas.microsoft.com/office/word/2010/wordprocessingShape" mc:Ignorable="w14 w15 w16se w16cid w16 w16cex w16sdtdh w16sdtfl w16du wp14">
   <w:abstractNum w:abstractNumId="0" w15:restartNumberingAfterBreak="0">
     <w:nsid w:val="3F957DD4"/>
     <w:multiLevelType w:val="hybridMultilevel"/>
@@ -1313,6 +915,7 @@
   <w:style w:type="character" w:default="1" w:styleId="DefaultParagraphFont">
     <w:name w:val="Default Paragraph Font"/>
     <w:uiPriority w:val="1"/>
+    <w:semiHidden/>
     <w:unhideWhenUsed/>
   </w:style>
   <w:style w:type="table" w:default="1" w:styleId="TableNormal">
